--- a/docs/提交材料/项目定位与能力.docx
+++ b/docs/提交材料/项目定位与能力.docx
@@ -118,7 +118,7 @@
           <w:b w:val="0"/>
           <w:sz w:val="21"/>
         </w:rPr>
-        <w:t>已工程化验证：264 项自动化断言、零依赖可离线运行、异常识别独立复现埋点且零误报。可落地于手机银行副驾、坐席辅助与反诈前置拦截，也可作为行内其他 Agent 的安全底座。</w:t>
+        <w:t>已工程化验证：336 项自动化断言、零依赖可离线运行、异常识别独立复现埋点且零误报。可落地于手机银行副驾、坐席辅助与反诈前置拦截，也可作为行内其他 Agent 的安全底座。</w:t>
       </w:r>
     </w:p>
     <w:p>
@@ -382,7 +382,7 @@
                 <w:b w:val="0"/>
                 <w:sz w:val="19"/>
               </w:rPr>
-              <w:t>工具层（25 个银行工具）</w:t>
+              <w:t>工具层（30 个银行工具）</w:t>
             </w:r>
           </w:p>
         </w:tc>
@@ -1640,7 +1640,7 @@
                 <w:b/>
                 <w:sz w:val="19"/>
               </w:rPr>
-              <w:t>264 项</w:t>
+              <w:t>336 项</w:t>
             </w:r>
             <w:r>
               <w:rPr>
@@ -3520,7 +3520,7 @@
           <w:b w:val="0"/>
           <w:sz w:val="21"/>
         </w:rPr>
-        <w:t>技术侧重版：零依赖可离线运行的银行 Agent，双引擎容灾 + 264 项自动化断言 + 跨进程持久化验证。</w:t>
+        <w:t>技术侧重版：零依赖可离线运行的银行 Agent，双引擎容灾 + 336 项自动化断言 + 跨进程持久化验证。</w:t>
       </w:r>
     </w:p>
     <w:p>
